--- a/arb/docx/48.content.docx
+++ b/arb/docx/48.content.docx
@@ -804,23 +804,7 @@
           <w:cs/>
           <w:lang w:val="ar_AE" w:bidi="ar_AE"/>
         </w:rPr>
-        <w:t xml:space="preserve">؛ انظر </w:t>
-      </w:r>
-      <w:r>
-        <w:rPr>
-          <w:rtl/>
-          <w:cs/>
-          <w:lang w:val="ar_AE" w:bidi="ar_AE"/>
-        </w:rPr>
-        <w:t>مقدمة الرسالة إلى أهل غلاطية</w:t>
-      </w:r>
-      <w:r>
-        <w:rPr>
-          <w:rtl/>
-          <w:cs/>
-          <w:lang w:val="ar_AE" w:bidi="ar_AE"/>
-        </w:rPr>
-        <w:t>، "المستلمون").</w:t>
+        <w:t>؛ انظر مقدمة الرسالة إلى أهل غلاطية، "المستلمون").</w:t>
       </w:r>
       <w:r>
         <w:rPr>
@@ -4818,23 +4802,7 @@
           <w:cs/>
           <w:lang w:val="ar_AE" w:bidi="ar_AE"/>
         </w:rPr>
-        <w:t xml:space="preserve">؛ انظر </w:t>
-      </w:r>
-      <w:r>
-        <w:rPr>
-          <w:rtl/>
-          <w:cs/>
-          <w:lang w:val="ar_AE" w:bidi="ar_AE"/>
-        </w:rPr>
-        <w:t>مقدمة الرسالة إلى أهل غلاطية</w:t>
-      </w:r>
-      <w:r>
-        <w:rPr>
-          <w:rtl/>
-          <w:cs/>
-          <w:lang w:val="ar_AE" w:bidi="ar_AE"/>
-        </w:rPr>
-        <w:t>، "المستلمون").</w:t>
+        <w:t>؛ انظر مقدمة الرسالة إلى أهل غلاطية، "المستلمون").</w:t>
       </w:r>
     </w:p>
     <w:p>
@@ -4988,23 +4956,7 @@
           <w:cs/>
           <w:lang w:val="ar_AE" w:bidi="ar_AE"/>
         </w:rPr>
-        <w:t xml:space="preserve">; انظر </w:t>
-      </w:r>
-      <w:r>
-        <w:rPr>
-          <w:rtl/>
-          <w:cs/>
-          <w:lang w:val="ar_AE" w:bidi="ar_AE"/>
-        </w:rPr>
-        <w:t>مقدمة الرسالة إلى أهل غلاطية</w:t>
-      </w:r>
-      <w:r>
-        <w:rPr>
-          <w:rtl/>
-          <w:cs/>
-          <w:lang w:val="ar_AE" w:bidi="ar_AE"/>
-        </w:rPr>
-        <w:t>، "تاريخ الكتابة").</w:t>
+        <w:t>; انظر مقدمة الرسالة إلى أهل غلاطية، "تاريخ الكتابة").</w:t>
       </w:r>
       <w:r>
         <w:rPr>
